--- a/2_你要操作/AB可视化搭建操作卡.docx
+++ b/2_你要操作/AB可视化搭建操作卡.docx
@@ -3712,6 +3712,356 @@
           <w:b/>
           <w:sz w:val="21"/>
         </w:rPr>
+        <w:t>5.7 权重调节区(R6 加装,决赛演示杀手锏;y≈660 一行四框)</w:t>
+      </w:r>
+    </w:p>
+    <w:p>
+      <w:r>
+        <w:rPr>
+          <w:rFonts w:ascii="Microsoft YaHei" w:hAnsi="Microsoft YaHei" w:eastAsia="Microsoft YaHei"/>
+          <w:b w:val="0"/>
+          <w:sz w:val="21"/>
+        </w:rPr>
+        <w:t>做法与 5.2 输入框完全相同(文本域+Text variable+Input configuration→Write variable),四个框:</w:t>
+      </w:r>
+    </w:p>
+    <w:tbl>
+      <w:tblPr>
+        <w:tblStyle w:val="TableGrid"/>
+        <w:tblW w:type="auto" w:w="0"/>
+        <w:jc w:val="center"/>
+        <w:tblLook w:firstColumn="1" w:firstRow="1" w:lastColumn="0" w:lastRow="0" w:noHBand="0" w:noVBand="1" w:val="04A0"/>
+      </w:tblPr>
+      <w:tblGrid>
+        <w:gridCol w:w="2880"/>
+        <w:gridCol w:w="2880"/>
+        <w:gridCol w:w="2880"/>
+      </w:tblGrid>
+      <w:tr>
+        <w:tc>
+          <w:tcPr>
+            <w:tcW w:type="dxa" w:w="2880"/>
+            <w:shd w:val="clear" w:fill="D9E8F5"/>
+          </w:tcPr>
+          <w:p>
+            <w:r/>
+            <w:r>
+              <w:rPr>
+                <w:rFonts w:ascii="Microsoft YaHei" w:hAnsi="Microsoft YaHei" w:eastAsia="Microsoft YaHei"/>
+                <w:b/>
+                <w:sz w:val="19"/>
+              </w:rPr>
+              <w:t>标签</w:t>
+            </w:r>
+          </w:p>
+        </w:tc>
+        <w:tc>
+          <w:tcPr>
+            <w:tcW w:type="dxa" w:w="2880"/>
+            <w:shd w:val="clear" w:fill="D9E8F5"/>
+          </w:tcPr>
+          <w:p>
+            <w:r/>
+            <w:r>
+              <w:rPr>
+                <w:rFonts w:ascii="Microsoft YaHei" w:hAnsi="Microsoft YaHei" w:eastAsia="Microsoft YaHei"/>
+                <w:b/>
+                <w:sz w:val="19"/>
+              </w:rPr>
+              <w:t>Text</w:t>
+            </w:r>
+          </w:p>
+        </w:tc>
+        <w:tc>
+          <w:tcPr>
+            <w:tcW w:type="dxa" w:w="2880"/>
+            <w:shd w:val="clear" w:fill="D9E8F5"/>
+          </w:tcPr>
+          <w:p>
+            <w:r/>
+            <w:r>
+              <w:rPr>
+                <w:rFonts w:ascii="Microsoft YaHei" w:hAnsi="Microsoft YaHei" w:eastAsia="Microsoft YaHei"/>
+                <w:b/>
+                <w:sz w:val="19"/>
+              </w:rPr>
+              <w:t>Text variable(在 GVL_Param,不是 GVL_Visu)</w:t>
+            </w:r>
+          </w:p>
+        </w:tc>
+      </w:tr>
+      <w:tr>
+        <w:tc>
+          <w:tcPr>
+            <w:tcW w:type="dxa" w:w="2880"/>
+          </w:tcPr>
+          <w:p>
+            <w:r/>
+            <w:r>
+              <w:rPr>
+                <w:rFonts w:ascii="Microsoft YaHei" w:hAnsi="Microsoft YaHei" w:eastAsia="Microsoft YaHei"/>
+                <w:b w:val="0"/>
+                <w:sz w:val="19"/>
+              </w:rPr>
+              <w:t>α效率</w:t>
+            </w:r>
+          </w:p>
+        </w:tc>
+        <w:tc>
+          <w:tcPr>
+            <w:tcW w:type="dxa" w:w="2880"/>
+          </w:tcPr>
+          <w:p>
+            <w:r/>
+            <w:r>
+              <w:rPr>
+                <w:rFonts w:ascii="Microsoft YaHei" w:hAnsi="Microsoft YaHei" w:eastAsia="Microsoft YaHei"/>
+                <w:b w:val="0"/>
+                <w:sz w:val="19"/>
+              </w:rPr>
+              <w:t>%.2f</w:t>
+            </w:r>
+          </w:p>
+        </w:tc>
+        <w:tc>
+          <w:tcPr>
+            <w:tcW w:type="dxa" w:w="2880"/>
+          </w:tcPr>
+          <w:p>
+            <w:r/>
+            <w:r>
+              <w:rPr>
+                <w:rFonts w:ascii="Microsoft YaHei" w:hAnsi="Microsoft YaHei" w:eastAsia="Microsoft YaHei"/>
+                <w:b w:val="0"/>
+                <w:sz w:val="19"/>
+              </w:rPr>
+              <w:t>GVL_Param.rAlpha</w:t>
+            </w:r>
+          </w:p>
+        </w:tc>
+      </w:tr>
+      <w:tr>
+        <w:tc>
+          <w:tcPr>
+            <w:tcW w:type="dxa" w:w="2880"/>
+          </w:tcPr>
+          <w:p>
+            <w:r/>
+            <w:r>
+              <w:rPr>
+                <w:rFonts w:ascii="Microsoft YaHei" w:hAnsi="Microsoft YaHei" w:eastAsia="Microsoft YaHei"/>
+                <w:b w:val="0"/>
+                <w:sz w:val="19"/>
+              </w:rPr>
+              <w:t>β稳定</w:t>
+            </w:r>
+          </w:p>
+        </w:tc>
+        <w:tc>
+          <w:tcPr>
+            <w:tcW w:type="dxa" w:w="2880"/>
+          </w:tcPr>
+          <w:p>
+            <w:r/>
+            <w:r>
+              <w:rPr>
+                <w:rFonts w:ascii="Microsoft YaHei" w:hAnsi="Microsoft YaHei" w:eastAsia="Microsoft YaHei"/>
+                <w:b w:val="0"/>
+                <w:sz w:val="19"/>
+              </w:rPr>
+              <w:t>%.2f</w:t>
+            </w:r>
+          </w:p>
+        </w:tc>
+        <w:tc>
+          <w:tcPr>
+            <w:tcW w:type="dxa" w:w="2880"/>
+          </w:tcPr>
+          <w:p>
+            <w:r/>
+            <w:r>
+              <w:rPr>
+                <w:rFonts w:ascii="Microsoft YaHei" w:hAnsi="Microsoft YaHei" w:eastAsia="Microsoft YaHei"/>
+                <w:b w:val="0"/>
+                <w:sz w:val="19"/>
+              </w:rPr>
+              <w:t>GVL_Param.rBeta</w:t>
+            </w:r>
+          </w:p>
+        </w:tc>
+      </w:tr>
+      <w:tr>
+        <w:tc>
+          <w:tcPr>
+            <w:tcW w:type="dxa" w:w="2880"/>
+          </w:tcPr>
+          <w:p>
+            <w:r/>
+            <w:r>
+              <w:rPr>
+                <w:rFonts w:ascii="Microsoft YaHei" w:hAnsi="Microsoft YaHei" w:eastAsia="Microsoft YaHei"/>
+                <w:b w:val="0"/>
+                <w:sz w:val="19"/>
+              </w:rPr>
+              <w:t>γ能耗</w:t>
+            </w:r>
+          </w:p>
+        </w:tc>
+        <w:tc>
+          <w:tcPr>
+            <w:tcW w:type="dxa" w:w="2880"/>
+          </w:tcPr>
+          <w:p>
+            <w:r/>
+            <w:r>
+              <w:rPr>
+                <w:rFonts w:ascii="Microsoft YaHei" w:hAnsi="Microsoft YaHei" w:eastAsia="Microsoft YaHei"/>
+                <w:b w:val="0"/>
+                <w:sz w:val="19"/>
+              </w:rPr>
+              <w:t>%.2f</w:t>
+            </w:r>
+          </w:p>
+        </w:tc>
+        <w:tc>
+          <w:tcPr>
+            <w:tcW w:type="dxa" w:w="2880"/>
+          </w:tcPr>
+          <w:p>
+            <w:r/>
+            <w:r>
+              <w:rPr>
+                <w:rFonts w:ascii="Microsoft YaHei" w:hAnsi="Microsoft YaHei" w:eastAsia="Microsoft YaHei"/>
+                <w:b w:val="0"/>
+                <w:sz w:val="19"/>
+              </w:rPr>
+              <w:t>GVL_Param.rGamma</w:t>
+            </w:r>
+          </w:p>
+        </w:tc>
+      </w:tr>
+      <w:tr>
+        <w:tc>
+          <w:tcPr>
+            <w:tcW w:type="dxa" w:w="2880"/>
+          </w:tcPr>
+          <w:p>
+            <w:r/>
+            <w:r>
+              <w:rPr>
+                <w:rFonts w:ascii="Microsoft YaHei" w:hAnsi="Microsoft YaHei" w:eastAsia="Microsoft YaHei"/>
+                <w:b w:val="0"/>
+                <w:sz w:val="19"/>
+              </w:rPr>
+              <w:t>δ预留</w:t>
+            </w:r>
+          </w:p>
+        </w:tc>
+        <w:tc>
+          <w:tcPr>
+            <w:tcW w:type="dxa" w:w="2880"/>
+          </w:tcPr>
+          <w:p>
+            <w:r/>
+            <w:r>
+              <w:rPr>
+                <w:rFonts w:ascii="Microsoft YaHei" w:hAnsi="Microsoft YaHei" w:eastAsia="Microsoft YaHei"/>
+                <w:b w:val="0"/>
+                <w:sz w:val="19"/>
+              </w:rPr>
+              <w:t>%.2f</w:t>
+            </w:r>
+          </w:p>
+        </w:tc>
+        <w:tc>
+          <w:tcPr>
+            <w:tcW w:type="dxa" w:w="2880"/>
+          </w:tcPr>
+          <w:p>
+            <w:r/>
+            <w:r>
+              <w:rPr>
+                <w:rFonts w:ascii="Microsoft YaHei" w:hAnsi="Microsoft YaHei" w:eastAsia="Microsoft YaHei"/>
+                <w:b w:val="0"/>
+                <w:sz w:val="19"/>
+              </w:rPr>
+              <w:t>GVL_Param.rDelta</w:t>
+            </w:r>
+          </w:p>
+        </w:tc>
+      </w:tr>
+    </w:tbl>
+    <w:p/>
+    <w:p>
+      <w:r>
+        <w:rPr>
+          <w:rFonts w:ascii="Microsoft YaHei" w:hAnsi="Microsoft YaHei" w:eastAsia="Microsoft YaHei"/>
+          <w:b w:val="0"/>
+          <w:sz w:val="21"/>
+        </w:rPr>
+        <w:t>旁边放静态小字:</w:t>
+      </w:r>
+      <w:r>
+        <w:rPr>
+          <w:rFonts w:ascii="Consolas" w:hAnsi="Consolas" w:eastAsia="Microsoft YaHei"/>
+          <w:b w:val="0"/>
+          <w:color w:val="1A4D7C"/>
+          <w:sz w:val="21"/>
+        </w:rPr>
+        <w:t>默认 1.0 / 0.6 / 0.4 / 0.15,演示后请改回</w:t>
+      </w:r>
+      <w:r>
+        <w:rPr>
+          <w:rFonts w:ascii="Microsoft YaHei" w:hAnsi="Microsoft YaHei" w:eastAsia="Microsoft YaHei"/>
+          <w:b w:val="0"/>
+          <w:sz w:val="21"/>
+        </w:rPr>
+        <w:t>。</w:t>
+      </w:r>
+    </w:p>
+    <w:p>
+      <w:r>
+        <w:rPr>
+          <w:rFonts w:ascii="Microsoft YaHei" w:hAnsi="Microsoft YaHei" w:eastAsia="Microsoft YaHei"/>
+          <w:b w:val="0"/>
+          <w:sz w:val="21"/>
+        </w:rPr>
+        <w:t>原理:评分权重本来就是 HMI 可调的全局变量,在线改了</w:t>
+      </w:r>
+      <w:r>
+        <w:rPr>
+          <w:rFonts w:ascii="Microsoft YaHei" w:hAnsi="Microsoft YaHei" w:eastAsia="Microsoft YaHei"/>
+          <w:b/>
+          <w:sz w:val="21"/>
+        </w:rPr>
+        <w:t>下一次推荐/分配立即生效</w:t>
+      </w:r>
+      <w:r>
+        <w:rPr>
+          <w:rFonts w:ascii="Microsoft YaHei" w:hAnsi="Microsoft YaHei" w:eastAsia="Microsoft YaHei"/>
+          <w:b w:val="0"/>
+          <w:sz w:val="21"/>
+        </w:rPr>
+        <w:t>——</w:t>
+      </w:r>
+    </w:p>
+    <w:p>
+      <w:r>
+        <w:rPr>
+          <w:rFonts w:ascii="Microsoft YaHei" w:hAnsi="Microsoft YaHei" w:eastAsia="Microsoft YaHei"/>
+          <w:b w:val="0"/>
+          <w:sz w:val="21"/>
+        </w:rPr>
+        <w:t>这就是演示第 7 步"评委现场改权重"的底座。</w:t>
+      </w:r>
+    </w:p>
+    <w:p>
+      <w:r>
+        <w:rPr>
+          <w:rFonts w:ascii="Microsoft YaHei" w:hAnsi="Microsoft YaHei" w:eastAsia="Microsoft YaHei"/>
+          <w:b/>
+          <w:sz w:val="21"/>
+        </w:rPr>
         <w:t>状态码中文对照(静态文本,一块小字区;变量字符串必须保持 ASCII 是编码红线,画面负责翻译)</w:t>
       </w:r>
       <w:r>
@@ -4388,6 +4738,58 @@
           <w:b w:val="0"/>
           <w:sz w:val="21"/>
         </w:rPr>
+        <w:t>| 7 现场调权重(R6,可选高潮) | 复位 → 把 δ 从 0.15 改成 0 → 重新输入第2步那件轻高频货 → 添加货物 | 推荐位与第2步</w:t>
+      </w:r>
+      <w:r>
+        <w:rPr>
+          <w:rFonts w:ascii="Microsoft YaHei" w:hAnsi="Microsoft YaHei" w:eastAsia="Microsoft YaHei"/>
+          <w:b/>
+          <w:sz w:val="21"/>
+        </w:rPr>
+        <w:t>不同</w:t>
+      </w:r>
+      <w:r>
+        <w:rPr>
+          <w:rFonts w:ascii="Microsoft YaHei" w:hAnsi="Microsoft YaHei" w:eastAsia="Microsoft YaHei"/>
+          <w:b w:val="0"/>
+          <w:sz w:val="21"/>
+        </w:rPr>
+        <w:t>(退化成"就近贪心"的位置) | "δ 是位置价值预留项,设 0 系统就变成短视的就近贪心——这是我们实验发现 F2 的现场复现;评委可以亲手改任何权重看布局变化" |</w:t>
+      </w:r>
+    </w:p>
+    <w:p>
+      <w:r>
+        <w:rPr>
+          <w:rFonts w:ascii="Microsoft YaHei" w:hAnsi="Microsoft YaHei" w:eastAsia="Microsoft YaHei"/>
+          <w:b w:val="0"/>
+          <w:sz w:val="21"/>
+        </w:rPr>
+        <w:t>第 7 步做完</w:t>
+      </w:r>
+      <w:r>
+        <w:rPr>
+          <w:rFonts w:ascii="Microsoft YaHei" w:hAnsi="Microsoft YaHei" w:eastAsia="Microsoft YaHei"/>
+          <w:b/>
+          <w:sz w:val="21"/>
+        </w:rPr>
+        <w:t>务必把 δ 改回 0.15</w:t>
+      </w:r>
+      <w:r>
+        <w:rPr>
+          <w:rFonts w:ascii="Microsoft YaHei" w:hAnsi="Microsoft YaHei" w:eastAsia="Microsoft YaHei"/>
+          <w:b w:val="0"/>
+          <w:sz w:val="21"/>
+        </w:rPr>
+        <w:t>(旁边小字有默认值);此演示不动任何头条数字口径(在线改的是 PLC 运行值,断电即恢复源代码默认)。</w:t>
+      </w:r>
+    </w:p>
+    <w:p>
+      <w:r>
+        <w:rPr>
+          <w:rFonts w:ascii="Microsoft YaHei" w:hAnsi="Microsoft YaHei" w:eastAsia="Microsoft YaHei"/>
+          <w:b w:val="0"/>
+          <w:sz w:val="21"/>
+        </w:rPr>
         <w:t>加分收尾:再按一次 复位,画面回到第1步状态——"整个演示可无限重放,评委可亲手操作"。</w:t>
       </w:r>
     </w:p>
@@ -4599,6 +5001,19 @@
           <w:sz w:val="21"/>
         </w:rPr>
         <w:t>[ ] 步6:红灯亮 + ALARM 文本;复位后红灯灭、画面回初始;</w:t>
+      </w:r>
+    </w:p>
+    <w:p>
+      <w:pPr>
+        <w:pStyle w:val="ListBullet"/>
+      </w:pPr>
+      <w:r>
+        <w:rPr>
+          <w:rFonts w:ascii="Microsoft YaHei" w:hAnsi="Microsoft YaHei" w:eastAsia="Microsoft YaHei"/>
+          <w:b w:val="0"/>
+          <w:sz w:val="21"/>
+        </w:rPr>
+        <w:t>[ ] 步7:δ 改 0 后同一件货推荐位改变;改回 0.15 后恢复(权重区四框都能写入生效);</w:t>
       </w:r>
     </w:p>
     <w:p>

--- a/2_你要操作/AB可视化搭建操作卡.docx
+++ b/2_你要操作/AB可视化搭建操作卡.docx
@@ -4804,7 +4804,30 @@
           <w:color w:val="17365D"/>
           <w:sz w:val="26"/>
         </w:rPr>
-        <w:t>7. 录屏</w:t>
+        <w:t>7. 录屏(⚠️ 0705 拍板后规格上调:初赛不安排现场答辩,**录屏是评委看到的唯一"演示"**)</w:t>
+      </w:r>
+    </w:p>
+    <w:p>
+      <w:pPr>
+        <w:pStyle w:val="ListBullet"/>
+      </w:pPr>
+      <w:r>
+        <w:rPr>
+          <w:rFonts w:ascii="Microsoft YaHei" w:hAnsi="Microsoft YaHei" w:eastAsia="Microsoft YaHei"/>
+          <w:b w:val="0"/>
+          <w:sz w:val="21"/>
+        </w:rPr>
+        <w:t>必须带解说:录制时对麦克风念 §6 表格里的"讲解词"列(旁白),或录完由队友按同一文案加字幕</w:t>
+      </w:r>
+    </w:p>
+    <w:p>
+      <w:r>
+        <w:rPr>
+          <w:rFonts w:ascii="Microsoft YaHei" w:hAnsi="Microsoft YaHei" w:eastAsia="Microsoft YaHei"/>
+          <w:b w:val="0"/>
+          <w:sz w:val="21"/>
+        </w:rPr>
+        <w:t>——二选一,无声裸录不合格(评委不会替你脑补)。</w:t>
       </w:r>
     </w:p>
     <w:p>
@@ -4830,7 +4853,7 @@
           <w:b w:val="0"/>
           <w:sz w:val="21"/>
         </w:rPr>
-        <w:t>先干跑一遍六步再录;录屏时鼠标移动放慢;每步停 2~3 秒给评委看清画面。</w:t>
+        <w:t>先干跑一遍七步(含调权重步)再录;鼠标移动放慢;每步停 2~3 秒给评委看清画面。</w:t>
       </w:r>
     </w:p>
     <w:p>
@@ -4860,7 +4883,17 @@
           <w:b w:val="0"/>
           <w:sz w:val="21"/>
         </w:rPr>
-        <w:t>,时长目标 3~5 分钟。</w:t>
+        <w:t>(待产出),时长目标 3~5 分钟;</w:t>
+      </w:r>
+    </w:p>
+    <w:p>
+      <w:r>
+        <w:rPr>
+          <w:rFonts w:ascii="Microsoft YaHei" w:hAnsi="Microsoft YaHei" w:eastAsia="Microsoft YaHei"/>
+          <w:b w:val="0"/>
+          <w:sz w:val="21"/>
+        </w:rPr>
+        <w:t>片头 5 秒放一屏字幕:队伍/赛题/•七步演示目录。</w:t>
       </w:r>
     </w:p>
     <w:p>

--- a/2_你要操作/AB可视化搭建操作卡.docx
+++ b/2_你要操作/AB可视化搭建操作卡.docx
@@ -4322,7 +4322,7 @@
                 <w:b w:val="0"/>
                 <w:sz w:val="19"/>
               </w:rPr>
-              <w:t>400格网格,49个深灰预占格,状态 READY_PRECOUNT=49,橙圆在左下角</w:t>
+              <w:t>400格网格,133个深灰预占格呈对角条纹,状态 READY_PRECOUNT=133,橙圆在左下角</w:t>
             </w:r>
           </w:p>
         </w:tc>
@@ -4957,7 +4957,7 @@
           <w:b/>
           <w:sz w:val="21"/>
         </w:rPr>
-        <w:t>49</w:t>
+        <w:t>133</w:t>
       </w:r>
       <w:r>
         <w:rPr>
@@ -4965,7 +4965,7 @@
           <w:b w:val="0"/>
           <w:sz w:val="21"/>
         </w:rPr>
-        <w:t xml:space="preserve"> 对得上;</w:t>
+        <w:t xml:space="preserve"> 对得上(官方 0706 口径:x+y 能被 3 整除,对角条纹);</w:t>
       </w:r>
     </w:p>
     <w:p>
